--- a/submission/05_Templates_AI/[AI-05] AI Privacy Checklist - 23120231.docx
+++ b/submission/05_Templates_AI/[AI-05] AI Privacy Checklist - 23120231.docx
@@ -250,7 +250,7 @@
           <w:i w:val="0"/>
           <w:sz w:val="20"/>
         </w:rPr>
-        <w:t>[x] All AI-generated artifacts are tagged in the AI Audit Report.   27 artifact trong [AI-02].</w:t>
+        <w:t>[x] All AI-generated artifacts are tagged in the AI Audit Report.   28 artifact trong [AI-02].</w:t>
       </w:r>
     </w:p>
     <w:p>
@@ -289,7 +289,7 @@
           <w:i w:val="0"/>
           <w:sz w:val="20"/>
         </w:rPr>
-        <w:t>[x] My 200–300-word AI Critique is included in the report.   submission/03_AI/AI_Critique_23120231.md (289 từ) — [SV viết lại bằng lời của mình].</w:t>
+        <w:t>[x] My 200–300-word AI Critique is included in the report.   submission/03_AI/AI_Critique_23120231.md do sinh viên tự viết; bản nháp do AI soạn đã bị loại bỏ.</w:t>
       </w:r>
     </w:p>
     <w:p>
